--- a/2/Assign2-StephenPasco.docx
+++ b/2/Assign2-StephenPasco.docx
@@ -38,25 +38,6 @@
           <w:szCs w:val="24"/>
         </w:rPr>
         <w:t>Stephen Pasco</w:t>
-      </w:r>
-    </w:p>
-    <w:p>
-      <w:pPr>
-        <w:rPr>
-          <w:rFonts w:ascii="Courier New" w:hAnsi="Courier New" w:cs="Courier New"/>
-          <w:smallCaps/>
-          <w:sz w:val="24"/>
-          <w:szCs w:val="24"/>
-        </w:rPr>
-      </w:pPr>
-      <w:r>
-        <w:rPr>
-          <w:rFonts w:ascii="Courier New" w:hAnsi="Courier New" w:cs="Courier New"/>
-          <w:smallCaps/>
-          <w:sz w:val="24"/>
-          <w:szCs w:val="24"/>
-        </w:rPr>
-        <w:t>Collaborators: Google Gemini Flash for Q&amp;A – Understanding tasks, Kera API options</w:t>
       </w:r>
     </w:p>
     <w:p>
